--- a/doc/Lista_titulos.docx
+++ b/doc/Lista_titulos.docx
@@ -120,6 +120,267 @@
           <w:rFonts w:ascii="Arial" w:hAnsi="Arial"/>
         </w:rPr>
         <w:t>“LA ESTACION DEL OLMO” juega con la polisemia de ‘estación’ como lugar y tiempo.</w:t>
+      </w:r>
+    </w:p>
+    <w:p>
+      <w:pPr>
+        <w:pStyle w:val="Prrafodelista"/>
+        <w:numPr>
+          <w:ilvl w:val="0"/>
+          <w:numId w:val="1"/>
+        </w:numPr>
+      </w:pPr>
+      <w:r>
+        <w:t>“CR</w:t>
+      </w:r>
+      <w:r>
+        <w:t>ÓNICAS DE UN PUEBLO ( Como la serie mítica de televisión española que dirigía Antonio Mercero</w:t>
+      </w:r>
+    </w:p>
+    <w:p>
+      <w:pPr>
+        <w:pStyle w:val="Prrafodelista"/>
+        <w:numPr>
+          <w:ilvl w:val="0"/>
+          <w:numId w:val="1"/>
+        </w:numPr>
+      </w:pPr>
+      <w:r>
+        <w:t>“</w:t>
+      </w:r>
+      <w:r>
+        <w:t>DIARIO DE UN PUEBLO</w:t>
+      </w:r>
+      <w:r>
+        <w:t>”</w:t>
+      </w:r>
+    </w:p>
+    <w:p>
+      <w:pPr>
+        <w:pStyle w:val="Prrafodelista"/>
+        <w:numPr>
+          <w:ilvl w:val="0"/>
+          <w:numId w:val="1"/>
+        </w:numPr>
+      </w:pPr>
+      <w:r>
+        <w:t>“</w:t>
+      </w:r>
+      <w:r>
+        <w:t>SUCEDIÓ EN UN PUEBLO</w:t>
+      </w:r>
+      <w:r>
+        <w:t>”</w:t>
+      </w:r>
+    </w:p>
+    <w:p>
+      <w:pPr>
+        <w:pStyle w:val="Prrafodelista"/>
+        <w:numPr>
+          <w:ilvl w:val="0"/>
+          <w:numId w:val="1"/>
+        </w:numPr>
+      </w:pPr>
+      <w:r>
+        <w:t>“</w:t>
+      </w:r>
+      <w:r>
+        <w:t>Érase una vez un pueblo</w:t>
+      </w:r>
+      <w:r>
+        <w:t>”</w:t>
+      </w:r>
+    </w:p>
+    <w:p>
+      <w:pPr>
+        <w:pStyle w:val="Prrafodelista"/>
+        <w:numPr>
+          <w:ilvl w:val="0"/>
+          <w:numId w:val="1"/>
+        </w:numPr>
+      </w:pPr>
+      <w:r>
+        <w:t>“</w:t>
+      </w:r>
+      <w:r>
+        <w:t>HABÍA UNA VEZ UN PUEBLO CUALQUIERA</w:t>
+      </w:r>
+      <w:r>
+        <w:t>”</w:t>
+      </w:r>
+    </w:p>
+    <w:p>
+      <w:pPr>
+        <w:pStyle w:val="Prrafodelista"/>
+        <w:numPr>
+          <w:ilvl w:val="0"/>
+          <w:numId w:val="1"/>
+        </w:numPr>
+      </w:pPr>
+      <w:r>
+        <w:t>“</w:t>
+      </w:r>
+      <w:r>
+        <w:t>UN PUEBLO CUALQUIERA</w:t>
+      </w:r>
+      <w:r>
+        <w:t>”</w:t>
+      </w:r>
+    </w:p>
+    <w:p>
+      <w:pPr>
+        <w:pStyle w:val="Prrafodelista"/>
+        <w:numPr>
+          <w:ilvl w:val="0"/>
+          <w:numId w:val="1"/>
+        </w:numPr>
+      </w:pPr>
+      <w:r>
+        <w:t>“</w:t>
+      </w:r>
+      <w:r>
+        <w:t>GENTE DE PUEBLO</w:t>
+      </w:r>
+      <w:r>
+        <w:t>”</w:t>
+      </w:r>
+    </w:p>
+    <w:p>
+      <w:pPr>
+        <w:pStyle w:val="Prrafodelista"/>
+        <w:numPr>
+          <w:ilvl w:val="0"/>
+          <w:numId w:val="1"/>
+        </w:numPr>
+      </w:pPr>
+      <w:r>
+        <w:t>“</w:t>
+      </w:r>
+      <w:r>
+        <w:t>PAISANOS</w:t>
+      </w:r>
+      <w:r>
+        <w:t>”</w:t>
+      </w:r>
+    </w:p>
+    <w:p>
+      <w:pPr>
+        <w:pStyle w:val="Prrafodelista"/>
+        <w:numPr>
+          <w:ilvl w:val="0"/>
+          <w:numId w:val="1"/>
+        </w:numPr>
+      </w:pPr>
+      <w:r>
+        <w:t>”</w:t>
+      </w:r>
+      <w:r>
+        <w:t>NUESTRA GENTE</w:t>
+      </w:r>
+      <w:r>
+        <w:t>”</w:t>
+      </w:r>
+    </w:p>
+    <w:p>
+      <w:pPr>
+        <w:pStyle w:val="Prrafodelista"/>
+        <w:numPr>
+          <w:ilvl w:val="0"/>
+          <w:numId w:val="1"/>
+        </w:numPr>
+      </w:pPr>
+      <w:r>
+        <w:t>“</w:t>
+      </w:r>
+      <w:r>
+        <w:t>MUY DE PUEBLO</w:t>
+      </w:r>
+      <w:r>
+        <w:t>”</w:t>
+      </w:r>
+    </w:p>
+    <w:p>
+      <w:pPr>
+        <w:pStyle w:val="Prrafodelista"/>
+        <w:numPr>
+          <w:ilvl w:val="0"/>
+          <w:numId w:val="1"/>
+        </w:numPr>
+      </w:pPr>
+      <w:r>
+        <w:t>“</w:t>
+      </w:r>
+      <w:r>
+        <w:t>ESTE PUEBLO</w:t>
+      </w:r>
+      <w:r>
+        <w:t>”</w:t>
+      </w:r>
+    </w:p>
+    <w:p>
+      <w:pPr>
+        <w:pStyle w:val="Prrafodelista"/>
+        <w:numPr>
+          <w:ilvl w:val="0"/>
+          <w:numId w:val="1"/>
+        </w:numPr>
+      </w:pPr>
+      <w:r>
+        <w:t>“</w:t>
+      </w:r>
+      <w:r>
+        <w:t>PUEBLO DORMIDO</w:t>
+      </w:r>
+      <w:r>
+        <w:t>”</w:t>
+      </w:r>
+    </w:p>
+    <w:p>
+      <w:pPr>
+        <w:pStyle w:val="Prrafodelista"/>
+        <w:numPr>
+          <w:ilvl w:val="0"/>
+          <w:numId w:val="1"/>
+        </w:numPr>
+      </w:pPr>
+      <w:r>
+        <w:t>“</w:t>
+      </w:r>
+      <w:r>
+        <w:t>UN PUEBLO LEJANO</w:t>
+      </w:r>
+      <w:r>
+        <w:t>”</w:t>
+      </w:r>
+    </w:p>
+    <w:p>
+      <w:pPr>
+        <w:pStyle w:val="Prrafodelista"/>
+        <w:numPr>
+          <w:ilvl w:val="0"/>
+          <w:numId w:val="1"/>
+        </w:numPr>
+      </w:pPr>
+      <w:r>
+        <w:t>“</w:t>
+      </w:r>
+      <w:r>
+        <w:t>SOY DE PUEBLO</w:t>
+      </w:r>
+      <w:r>
+        <w:t>”</w:t>
+      </w:r>
+    </w:p>
+    <w:p>
+      <w:pPr>
+        <w:pStyle w:val="Prrafodelista"/>
+        <w:numPr>
+          <w:ilvl w:val="0"/>
+          <w:numId w:val="1"/>
+        </w:numPr>
+      </w:pPr>
+      <w:r>
+        <w:t>“UN PUEBLO NUESTRO”</w:t>
       </w:r>
     </w:p>
     <w:sectPr>
